--- a/artifacts/LGL-17/build/ip-and-vendor-program-bundle.docx
+++ b/artifacts/LGL-17/build/ip-and-vendor-program-bundle.docx
@@ -7,15 +7,6 @@
       <w:pPr>
         <w:pStyle w:val="Heading1"/>
       </w:pPr>
-      <w:r>
-        <w:rPr>
-          <w:rStyle w:val="SectionNumber"/>
-        </w:rPr>
-        <w:t xml:space="preserve">1</w:t>
-      </w:r>
-      <w:r>
-        <w:tab/>
-      </w:r>
       <w:r>
         <w:t xml:space="preserve">IP, NDA, and Vendor Risk Program Charter</w:t>
       </w:r>
@@ -348,15 +339,6 @@
         <w:pStyle w:val="Heading2"/>
       </w:pPr>
       <w:r>
-        <w:rPr>
-          <w:rStyle w:val="SectionNumber"/>
-        </w:rPr>
-        <w:t xml:space="preserve">1.1</w:t>
-      </w:r>
-      <w:r>
-        <w:tab/>
-      </w:r>
-      <w:r>
         <w:t xml:space="preserve">1. Purpose</w:t>
       </w:r>
     </w:p>
@@ -440,15 +422,6 @@
         <w:pStyle w:val="Heading2"/>
       </w:pPr>
       <w:r>
-        <w:rPr>
-          <w:rStyle w:val="SectionNumber"/>
-        </w:rPr>
-        <w:t xml:space="preserve">1.2</w:t>
-      </w:r>
-      <w:r>
-        <w:tab/>
-      </w:r>
-      <w:r>
         <w:t xml:space="preserve">2. Scope</w:t>
       </w:r>
     </w:p>
@@ -474,15 +447,6 @@
       <w:pPr>
         <w:pStyle w:val="Heading2"/>
       </w:pPr>
-      <w:r>
-        <w:rPr>
-          <w:rStyle w:val="SectionNumber"/>
-        </w:rPr>
-        <w:t xml:space="preserve">1.3</w:t>
-      </w:r>
-      <w:r>
-        <w:tab/>
-      </w:r>
       <w:r>
         <w:t xml:space="preserve">3. Program Components</w:t>
       </w:r>
@@ -964,15 +928,6 @@
         <w:pStyle w:val="Heading2"/>
       </w:pPr>
       <w:r>
-        <w:rPr>
-          <w:rStyle w:val="SectionNumber"/>
-        </w:rPr>
-        <w:t xml:space="preserve">1.4</w:t>
-      </w:r>
-      <w:r>
-        <w:tab/>
-      </w:r>
-      <w:r>
         <w:t xml:space="preserve">4. Governance</w:t>
       </w:r>
     </w:p>
@@ -1037,15 +992,6 @@
         <w:pStyle w:val="Heading2"/>
       </w:pPr>
       <w:r>
-        <w:rPr>
-          <w:rStyle w:val="SectionNumber"/>
-        </w:rPr>
-        <w:t xml:space="preserve">1.5</w:t>
-      </w:r>
-      <w:r>
-        <w:tab/>
-      </w:r>
-      <w:r>
         <w:t xml:space="preserve">5. Standing Rules</w:t>
       </w:r>
     </w:p>
@@ -1202,15 +1148,6 @@
       <w:pPr>
         <w:pStyle w:val="Heading2"/>
       </w:pPr>
-      <w:r>
-        <w:rPr>
-          <w:rStyle w:val="SectionNumber"/>
-        </w:rPr>
-        <w:t xml:space="preserve">1.6</w:t>
-      </w:r>
-      <w:r>
-        <w:tab/>
-      </w:r>
       <w:r>
         <w:t xml:space="preserve">6. Metrics</w:t>
       </w:r>
@@ -1653,15 +1590,6 @@
         <w:pStyle w:val="Heading2"/>
       </w:pPr>
       <w:r>
-        <w:rPr>
-          <w:rStyle w:val="SectionNumber"/>
-        </w:rPr>
-        <w:t xml:space="preserve">1.7</w:t>
-      </w:r>
-      <w:r>
-        <w:tab/>
-      </w:r>
-      <w:r>
         <w:t xml:space="preserve">7. Reassessment Cadence by Vendor Tier</w:t>
       </w:r>
     </w:p>
@@ -1973,15 +1901,6 @@
         <w:pStyle w:val="Heading2"/>
       </w:pPr>
       <w:r>
-        <w:rPr>
-          <w:rStyle w:val="SectionNumber"/>
-        </w:rPr>
-        <w:t xml:space="preserve">1.8</w:t>
-      </w:r>
-      <w:r>
-        <w:tab/>
-      </w:r>
-      <w:r>
         <w:t xml:space="preserve">8. Roles</w:t>
       </w:r>
     </w:p>
@@ -2393,15 +2312,6 @@
         <w:pStyle w:val="Heading2"/>
       </w:pPr>
       <w:r>
-        <w:rPr>
-          <w:rStyle w:val="SectionNumber"/>
-        </w:rPr>
-        <w:t xml:space="preserve">1.9</w:t>
-      </w:r>
-      <w:r>
-        <w:tab/>
-      </w:r>
-      <w:r>
         <w:t xml:space="preserve">9. Component Index</w:t>
       </w:r>
     </w:p>
@@ -2755,15 +2665,6 @@
       <w:pPr>
         <w:pStyle w:val="Heading2"/>
       </w:pPr>
-      <w:r>
-        <w:rPr>
-          <w:rStyle w:val="SectionNumber"/>
-        </w:rPr>
-        <w:t xml:space="preserve">1.10</w:t>
-      </w:r>
-      <w:r>
-        <w:tab/>
-      </w:r>
       <w:r>
         <w:t xml:space="preserve">10. Version History</w:t>
       </w:r>
